--- a/Introduccion a la Ingenieria/Kit docente/Clase 2/Solucion Taller Clase 2 - Linea de tiempo del periodo.docx
+++ b/Introduccion a la Ingenieria/Kit docente/Clase 2/Solucion Taller Clase 2 - Linea de tiempo del periodo.docx
@@ -38,6 +38,7 @@
       <w:r>
         <w:rPr>
           <w:rFonts w:ascii="Consolas" w:hAnsi="Consolas"/>
+          <w:b w:val="0"/>
           <w:i/>
           <w:color w:val="111111"/>
           <w:sz w:val="20"/>
